--- a/Lab 9 -Submission.docx
+++ b/Lab 9 -Submission.docx
@@ -9,12 +9,29 @@
     </w:p>
     <w:p>
       <w:r>
-        <w:t>Team: 9</w:t>
+        <w:t>Lab</w:t>
+      </w:r>
+      <w:r>
+        <w:t>: 9</w:t>
       </w:r>
     </w:p>
     <w:p>
-      <w:r>
-        <w:t xml:space="preserve">Github: </w:t>
+      <w:proofErr w:type="spellStart"/>
+      <w:r>
+        <w:t>Github</w:t>
+      </w:r>
+      <w:proofErr w:type="spellEnd"/>
+      <w:r>
+        <w:t>:</w:t>
+      </w:r>
+      <w:r>
+        <w:t xml:space="preserve"> </w:t>
+      </w:r>
+      <w:r>
+        <w:t>https://github.com/TheodoreALSammour/k8s_challenge.git</w:t>
+      </w:r>
+      <w:r>
+        <w:t xml:space="preserve"> </w:t>
       </w:r>
     </w:p>
     <w:p>
@@ -24,6 +41,9 @@
     </w:p>
     <w:p>
       <w:r>
+        <w:rPr>
+          <w:noProof/>
+        </w:rPr>
         <w:drawing>
           <wp:inline distT="0" distB="0" distL="0" distR="0" wp14:anchorId="535DDFC0" wp14:editId="6DAE070A">
             <wp:extent cx="5943600" cy="734695"/>
@@ -63,6 +83,9 @@
     </w:p>
     <w:p>
       <w:r>
+        <w:rPr>
+          <w:noProof/>
+        </w:rPr>
         <w:drawing>
           <wp:inline distT="0" distB="0" distL="0" distR="0" wp14:anchorId="632C63C3" wp14:editId="0EF6FC6A">
             <wp:extent cx="5943600" cy="1080770"/>
@@ -102,6 +125,9 @@
     </w:p>
     <w:p>
       <w:r>
+        <w:rPr>
+          <w:noProof/>
+        </w:rPr>
         <w:drawing>
           <wp:inline distT="0" distB="0" distL="0" distR="0" wp14:anchorId="1AB12105" wp14:editId="29DDEE26">
             <wp:extent cx="5943600" cy="581660"/>
@@ -141,6 +167,9 @@
     </w:p>
     <w:p>
       <w:r>
+        <w:rPr>
+          <w:noProof/>
+        </w:rPr>
         <w:drawing>
           <wp:inline distT="0" distB="0" distL="0" distR="0" wp14:anchorId="554F1969" wp14:editId="78974C0F">
             <wp:extent cx="5943600" cy="464185"/>
@@ -180,6 +209,9 @@
     </w:p>
     <w:p>
       <w:r>
+        <w:rPr>
+          <w:noProof/>
+        </w:rPr>
         <w:drawing>
           <wp:inline distT="0" distB="0" distL="0" distR="0" wp14:anchorId="0A95B840" wp14:editId="6FFBF037">
             <wp:extent cx="5943600" cy="2379345"/>
@@ -219,6 +251,9 @@
     </w:p>
     <w:p>
       <w:r>
+        <w:rPr>
+          <w:noProof/>
+        </w:rPr>
         <w:lastRenderedPageBreak/>
         <w:drawing>
           <wp:inline distT="0" distB="0" distL="0" distR="0" wp14:anchorId="3671C0AC" wp14:editId="5C5D8B51">
@@ -259,6 +294,9 @@
     </w:p>
     <w:p>
       <w:r>
+        <w:rPr>
+          <w:noProof/>
+        </w:rPr>
         <w:drawing>
           <wp:inline distT="0" distB="0" distL="0" distR="0" wp14:anchorId="739188B4" wp14:editId="21C05B92">
             <wp:extent cx="5943600" cy="425450"/>
@@ -298,6 +336,9 @@
     </w:p>
     <w:p>
       <w:r>
+        <w:rPr>
+          <w:noProof/>
+        </w:rPr>
         <w:drawing>
           <wp:inline distT="0" distB="0" distL="0" distR="0" wp14:anchorId="083BAA57" wp14:editId="330D0FAF">
             <wp:extent cx="5943600" cy="1280795"/>
@@ -337,6 +378,9 @@
     </w:p>
     <w:p>
       <w:r>
+        <w:rPr>
+          <w:noProof/>
+        </w:rPr>
         <w:drawing>
           <wp:inline distT="0" distB="0" distL="0" distR="0" wp14:anchorId="18C431C7" wp14:editId="33DAF4A9">
             <wp:extent cx="5943600" cy="1229360"/>
@@ -376,6 +420,9 @@
     </w:p>
     <w:p>
       <w:r>
+        <w:rPr>
+          <w:noProof/>
+        </w:rPr>
         <w:drawing>
           <wp:inline distT="0" distB="0" distL="0" distR="0" wp14:anchorId="5258968D" wp14:editId="3CD59515">
             <wp:extent cx="5943600" cy="735965"/>
@@ -415,6 +462,9 @@
     </w:p>
     <w:p>
       <w:r>
+        <w:rPr>
+          <w:noProof/>
+        </w:rPr>
         <w:lastRenderedPageBreak/>
         <w:drawing>
           <wp:inline distT="0" distB="0" distL="0" distR="0" wp14:anchorId="7A49B16F" wp14:editId="276627D2">
@@ -455,6 +505,9 @@
     </w:p>
     <w:p>
       <w:r>
+        <w:rPr>
+          <w:noProof/>
+        </w:rPr>
         <w:drawing>
           <wp:inline distT="0" distB="0" distL="0" distR="0" wp14:anchorId="51C25F6A" wp14:editId="4E47AD77">
             <wp:extent cx="5943600" cy="786130"/>
@@ -494,6 +547,9 @@
     </w:p>
     <w:p>
       <w:r>
+        <w:rPr>
+          <w:noProof/>
+        </w:rPr>
         <w:drawing>
           <wp:inline distT="0" distB="0" distL="0" distR="0" wp14:anchorId="2C55DAA5" wp14:editId="4FB8F97F">
             <wp:extent cx="5943600" cy="1889125"/>
